--- a/manual/manual-empleado-megasoft.docx
+++ b/manual/manual-empleado-megasoft.docx
@@ -253,6 +253,11 @@
       </w:r>
     </w:p>
     <w:p>
+      <w:r>
+        <w:br w:type="page"/>
+      </w:r>
+    </w:p>
+    <w:p>
       <w:pPr>
         <w:spacing w:before="360" w:after="80"/>
         <w:shd w:val="clear" w:color="auto" w:fill="0F172A"/>
@@ -298,7 +303,7 @@
               <a:graphicData uri="http://schemas.openxmlformats.org/drawingml/2006/picture">
                 <pic:pic>
                   <pic:nvPicPr>
-                    <pic:cNvPr id="0" name="04-changepw.jpeg"/>
+                    <pic:cNvPr id="0" name="04-changepw-empty.jpeg"/>
                     <pic:cNvPicPr/>
                   </pic:nvPicPr>
                   <pic:blipFill>
@@ -331,7 +336,7 @@
           <w:color w:val="64748B"/>
           <w:sz w:val="18"/>
         </w:rPr>
-        <w:t>Pantalla de cambio obligatorio de contraseña</w:t>
+        <w:t>Pantalla de cambio obligatorio de contraseña · estado inicial</w:t>
       </w:r>
     </w:p>
     <w:p>
@@ -421,7 +426,7 @@
         <w:pStyle w:val="ListNumber"/>
       </w:pPr>
       <w:r>
-        <w:t>Escribe tu nueva contraseña — un candado en verde te indica que cumple las reglas.</w:t>
+        <w:t>Escribe tu nueva contraseña — a la derecha del campo hay un ojito 👁 que te deja ver lo que escribes. Debajo, los requisitos se marcan en verde a medida que los cumples.</w:t>
       </w:r>
     </w:p>
     <w:p>
@@ -429,7 +434,7 @@
         <w:pStyle w:val="ListNumber"/>
       </w:pPr>
       <w:r>
-        <w:t>Repítela en “Confirmar contraseña”.</w:t>
+        <w:t>Repítela en “Confirmar contraseña”. El botón “Cambiar contraseña” sólo se activa cuando todo está correcto.</w:t>
       </w:r>
     </w:p>
     <w:p>
@@ -437,7 +442,59 @@
         <w:pStyle w:val="ListNumber"/>
       </w:pPr>
       <w:r>
-        <w:t>Pulsa “Actualizar contraseña”. El sistema te llevará automáticamente al menú principal.</w:t>
+        <w:t>Pulsa “Cambiar contraseña”. El sistema te llevará automáticamente al menú principal.</w:t>
+      </w:r>
+    </w:p>
+    <w:p>
+      <w:pPr>
+        <w:jc w:val="center"/>
+      </w:pPr>
+      <w:r>
+        <w:drawing>
+          <wp:inline xmlns:a="http://schemas.openxmlformats.org/drawingml/2006/main" xmlns:pic="http://schemas.openxmlformats.org/drawingml/2006/picture">
+            <wp:extent cx="5486400" cy="3086100"/>
+            <wp:docPr id="4" name="Picture 4"/>
+            <wp:cNvGraphicFramePr>
+              <a:graphicFrameLocks noChangeAspect="1"/>
+            </wp:cNvGraphicFramePr>
+            <a:graphic>
+              <a:graphicData uri="http://schemas.openxmlformats.org/drawingml/2006/picture">
+                <pic:pic>
+                  <pic:nvPicPr>
+                    <pic:cNvPr id="0" name="04-changepw-filled.jpeg"/>
+                    <pic:cNvPicPr/>
+                  </pic:nvPicPr>
+                  <pic:blipFill>
+                    <a:blip r:embed="rId12"/>
+                    <a:stretch>
+                      <a:fillRect/>
+                    </a:stretch>
+                  </pic:blipFill>
+                  <pic:spPr>
+                    <a:xfrm>
+                      <a:off x="0" y="0"/>
+                      <a:ext cx="5486400" cy="3086100"/>
+                    </a:xfrm>
+                    <a:prstGeom prst="rect"/>
+                  </pic:spPr>
+                </pic:pic>
+              </a:graphicData>
+            </a:graphic>
+          </wp:inline>
+        </w:drawing>
+      </w:r>
+    </w:p>
+    <w:p>
+      <w:pPr>
+        <w:jc w:val="center"/>
+      </w:pPr>
+      <w:r>
+        <w:rPr>
+          <w:i/>
+          <w:color w:val="64748B"/>
+          <w:sz w:val="18"/>
+        </w:rPr>
+        <w:t>Ejemplo con la nueva contraseña ya escrita · todos los requisitos en verde</w:t>
       </w:r>
     </w:p>
     <w:p>
@@ -464,6 +521,11 @@
           <w:sz w:val="21"/>
         </w:rPr>
         <w:t>⚠️ Si te equivocas tres veces al escribir la actual, deberás pedir un nuevo restablecimiento a RRHH.</w:t>
+      </w:r>
+    </w:p>
+    <w:p>
+      <w:r>
+        <w:br w:type="page"/>
       </w:r>
     </w:p>
     <w:p>
@@ -541,7 +603,7 @@
         <w:drawing>
           <wp:inline xmlns:a="http://schemas.openxmlformats.org/drawingml/2006/main" xmlns:pic="http://schemas.openxmlformats.org/drawingml/2006/picture">
             <wp:extent cx="5486400" cy="3086100"/>
-            <wp:docPr id="4" name="Picture 4"/>
+            <wp:docPr id="5" name="Picture 5"/>
             <wp:cNvGraphicFramePr>
               <a:graphicFrameLocks noChangeAspect="1"/>
             </wp:cNvGraphicFramePr>
@@ -553,7 +615,7 @@
                     <pic:cNvPicPr/>
                   </pic:nvPicPr>
                   <pic:blipFill>
-                    <a:blip r:embed="rId12"/>
+                    <a:blip r:embed="rId13"/>
                     <a:stretch>
                       <a:fillRect/>
                     </a:stretch>
@@ -646,7 +708,7 @@
         <w:drawing>
           <wp:inline xmlns:a="http://schemas.openxmlformats.org/drawingml/2006/main" xmlns:pic="http://schemas.openxmlformats.org/drawingml/2006/picture">
             <wp:extent cx="5486400" cy="3086100"/>
-            <wp:docPr id="5" name="Picture 5"/>
+            <wp:docPr id="6" name="Picture 6"/>
             <wp:cNvGraphicFramePr>
               <a:graphicFrameLocks noChangeAspect="1"/>
             </wp:cNvGraphicFramePr>
@@ -658,7 +720,7 @@
                     <pic:cNvPicPr/>
                   </pic:nvPicPr>
                   <pic:blipFill>
-                    <a:blip r:embed="rId13"/>
+                    <a:blip r:embed="rId14"/>
                     <a:stretch>
                       <a:fillRect/>
                     </a:stretch>
@@ -754,6 +816,11 @@
           <w:sz w:val="21"/>
         </w:rPr>
         <w:t>🔁 Si tu apariencia cambia mucho (corte de cabello radical, barba, etc.) puedes volver a tomarte la foto en cualquier momento desde el mismo menú. El sistema reemplazará la anterior.</w:t>
+      </w:r>
+    </w:p>
+    <w:p>
+      <w:r>
+        <w:br w:type="page"/>
       </w:r>
     </w:p>
     <w:p>
